--- a/example_articles/race_ethnicity/Multiple/6.race_ethnicity_Multiple_Other_publisher.docx
+++ b/example_articles/race_ethnicity/Multiple/6.race_ethnicity_Multiple_Other_publisher.docx
@@ -32,12 +32,12 @@
     </w:p>
     <w:p>
       <w:r>
-        <w:t>Extracted race/ethnicity: Hispanic (implied: Cuban, Dominican, Puerto Rican) — Census categories not explicitly used in article, so mapped to 'NA' for those categories</w:t>
+        <w:t>Raw race_ethnicity result: Hispanic (implied: Cuban, Dominican, Puerto Rican) — Census categories not explicitly used in article, so mapped to 'NA' for those categories</w:t>
       </w:r>
     </w:p>
     <w:p>
       <w:r>
-        <w:t>Race/Ethnicity (Standardized): Multiple</w:t>
+        <w:t>race_ethnicity_stand_flat (Standardized): Multiple</w:t>
       </w:r>
     </w:p>
     <w:p>

--- a/example_articles/race_ethnicity/Multiple/6.race_ethnicity_Multiple_Other_publisher.docx
+++ b/example_articles/race_ethnicity/Multiple/6.race_ethnicity_Multiple_Other_publisher.docx
@@ -27,17 +27,17 @@
     </w:p>
     <w:p>
       <w:r>
-        <w:t>Source File: Other publishers/Files (500) (21).DOCX</w:t>
+        <w:t>Source file: Other publishers/Files (500) (21).DOCX</w:t>
       </w:r>
     </w:p>
     <w:p>
       <w:r>
-        <w:t>Raw race_ethnicity result: Hispanic (implied: Cuban, Dominican, Puerto Rican) — Census categories not explicitly used in article, so mapped to 'NA' for those categories</w:t>
+        <w:t>Raw race ethnicity result, 'race_ethnicity': Hispanic (implied: Cuban, Dominican, Puerto Rican) — Census categories not explicitly used in article, so mapped to 'NA' for those categories</w:t>
       </w:r>
     </w:p>
     <w:p>
       <w:r>
-        <w:t>race_ethnicity_stand_flat (Standardized): Multiple</w:t>
+        <w:t>Standardized race ethnicity result, 'race_ethnicity_stand_flat': Multiple</w:t>
       </w:r>
     </w:p>
     <w:p>

--- a/example_articles/race_ethnicity/Multiple/6.race_ethnicity_Multiple_Other_publisher.docx
+++ b/example_articles/race_ethnicity/Multiple/6.race_ethnicity_Multiple_Other_publisher.docx
@@ -7,7 +7,7 @@
         <w:pStyle w:val="Heading1"/>
       </w:pPr>
       <w:r>
-        <w:t>Rich's 'Brooklyn' rage and inspiration</w:t>
+        <w:t>La. politics a world apart // Gap between rich and poor boosts populist candidates</w:t>
       </w:r>
     </w:p>
     <w:p>
@@ -17,22 +17,22 @@
     </w:p>
     <w:p>
       <w:r>
-        <w:t>Date: 1991-05-31</w:t>
+        <w:t>Date: 1991-11-15</w:t>
       </w:r>
     </w:p>
     <w:p>
       <w:r>
-        <w:t>Section: LIFE; Pg. 4D</w:t>
+        <w:t>Section: NEWS; Pg. 2A</w:t>
       </w:r>
     </w:p>
     <w:p>
       <w:r>
-        <w:t>Source file: Other publishers/Files (500) (21).DOCX</w:t>
+        <w:t>Source file: Other publishers/Files (500) (18).DOCX</w:t>
       </w:r>
     </w:p>
     <w:p>
       <w:r>
-        <w:t>Raw race ethnicity result, 'race_ethnicity': Hispanic (implied: Cuban, Dominican, Puerto Rican) — Census categories not explicitly used in article, so mapped to 'NA' for those categories</w:t>
+        <w:t>Raw race ethnicity result, 'race_ethnicity': Black or African American; White</w:t>
       </w:r>
     </w:p>
     <w:p>
@@ -49,43 +49,35 @@
     </w:p>
     <w:p>
       <w:r>
-        <w:t>Nineteen-year-old filmmaker Matty Rich says his debut feature, Straight Out of Brooklyn, came straight out of his determination not to wind up like most of the young black men from his housing project: ''Dead or in jail.''</w:t>
+        <w:t>Louisiana tends to be different. Creole food. Cajun accents. And the wildest politics this side of Central America.</w:t>
         <w:br/>
-        <w:t>Making the low-budget movie about a struggling working-class black family took a mountain of ingenuity.</w:t>
+        <w:t>''The rich alluvial soil of Louisiana, more than any other state, is fertile ground for political demagogues,'' notes The Almanac of American Politics, which describes Louisiana as ''America's Third World.''</w:t>
         <w:br/>
-        <w:t>Rich grew up in Brooklyn's Red Hook area, where he studied filmmaking from library books.</w:t>
+        <w:t>The wide gap between rich and poor - greater than almost anywhere else in the country - has nourished working-class populist candidates.</w:t>
         <w:br/>
-        <w:t>''I didn't want to get into this because I saw a certain director's work or a movie that I loved,'' Rich says. ''I wanted to do it because I looked out my window and was angry.''</w:t>
+        <w:t>In the rural poverty along the Mississippi River, David Duke finished first in last month's 12-way primary, with 42% of the vote in Concordia Parish. (Parish is the state's term for county).</w:t>
         <w:br/>
-        <w:t>He hopes Brooklyn will make others understand why: ''We've learned about you. It's time for you to learn about me.'' The film, now in New York, opens today in Los Angeles. It goes nationwide June 28.</w:t>
+        <w:t>Concordia's jobless rate is 13.1% - tops in the state.</w:t>
         <w:br/>
-        <w:t>Upon graduating from high school, Rich took a summer course at New York University, where he learned to turn his idea into a script.</w:t>
+        <w:t>But until Duke's rise, Louisiana politics generally lacked many of the strident racist tones that are a part of Southern political history.</w:t>
         <w:br/>
-        <w:t>He put together a cast and crew from non-professionals who answered an ad he placed in Backstage magazine.</w:t>
+        <w:t>Huey Long, the legendary senator and governor who vowed to make ''Every Man a King,'' said in 1933: ''You can't help poor whites without helping Negroes.''</w:t>
         <w:br/>
-        <w:t>All Rich lacked was enough money; $ 12,000 was all he could raise from his mother's and sister's credit cards.</w:t>
+        <w:t>Long wasn't willing to tackle the segregation of his day. But unlike many Southern politicans then, he didn't make blacks a target.</w:t>
         <w:br/>
-        <w:t>On the advice of a cast member's husband, Rich used the $ 12,000 to shoot eight minutes of the film.</w:t>
+        <w:t>His biographer, T. Harry Williams, wrote that ''by seeming to be a complete segregationist,'' Long ''reserved for himself a freedom of action on racial matters - he could do some things that broached the pattern of segregation, he could give the Negroes certain rights that he had believed they should have. The rights he would extend were economic ones. He felt a genuine sympathy for the material plight of the Negro.''</w:t>
         <w:br/>
-        <w:t>Then he got an hour on Manhattan's talk-radio WLIB, where he begged the audience to come to a fund-raising screening of the footage. He offered a share in the film for $ 5,000.</w:t>
+        <w:t>Other Louisiana governors have viewed politics as an extension of show biz.</w:t>
         <w:br/>
-        <w:t>After the first screening, Rich raised $ 40,000 from people like David Belgrave, a 31-year-old rehabilitation counselor who anted up his life savings.</w:t>
+        <w:t>Jimmie Davis, a country singer who wrote You Are My Sunshine, was elected governor twice - in 1943 and 1961. He saw fit to address the Legislature in music, singing about bills he threatened to veto.</w:t>
         <w:br/>
-        <w:t>''There is so much negativity,'' Belgrave says. ''I saw a young individual trying to do something positive.''</w:t>
+        <w:t>And Earl Long, Huey's brother, who was committed to a mental institution during his third term as governor, once explained the secret of his political success: ''Don't write anything you can phone. Don't phone anything you can talk face-to-face. Don't talk anything you can smile. Don't smile anything you can wink. And don't wink anything you can nod.''</w:t>
         <w:br/>
-        <w:t>Six screenings later, Rich had raised $ 77,000.</w:t>
         <w:br/>
-        <w:t>He still needed post-production funds when a director at the editing facility he was using saw the sign on Rich's door: ''Straight Out of Brooklyn: What you don't want to hear. What you don't want to say. What you don't want to know.''</w:t>
+        <w:t>Notes</w:t>
         <w:br/>
-        <w:t>Intrigued, the director - The Silence of the Lambs' Jonathan Demme - stopped by and later hooked Rich up with a company that gave him the money to finish Brooklyn. Total cost was under $ 1 million.</w:t>
         <w:br/>
-        <w:t>The film depicts a family torn apart by anger, alcohol and abuse. It was inspired by the real experiences of Rich's friends and relatives.</w:t>
-        <w:br/>
-        <w:t>''Most of my friends are dead and my brother was beaten into a coma,'' he says. ''I saw my father and friends' fathers stripped down and hopeless.''</w:t>
-        <w:br/>
-        <w:t>After Rich's parents split when he was 10, his mother got a college degree at night school and moved her three children to the more affluent Park Slope. Rich soon returned to his grandmother's home in Red Hook. ''I didn't feel good there. I was called Black Matt.''</w:t>
-        <w:br/>
-        <w:t>These days three movie studios are wooing Rich. But that's not all he hopes comes straight out of Brooklyn. ''I want to be an inspiration. I want a kid to say, 'Look at Matty Rich.' ''</w:t>
+        <w:t>LOUISIANA ELECTION</w:t>
         <w:br/>
         <w:br/>
         <w:t>Graphic</w:t>
@@ -93,11 +85,11 @@
         <w:br/>
         <w:t xml:space="preserve"> </w:t>
         <w:br/>
-        <w:t>PHOTO; b/w, Marissa Roth</w:t>
+        <w:t>GRAPHIC; b/w, USA TODAY, Source: USA TODAY research by Cheri Privor; Bureau of the Census; State of Louisiana; Department of Commerce, Bureau of Labor Statistics (Bar graphs, Line graph, Map, La.); PHOTO; b/w, AP (1987 photo); PHOTO; b/w</w:t>
         <w:br/>
         <w:t xml:space="preserve"> </w:t>
         <w:br/>
-        <w:t>CUTLINE: RICH: The 19-year-old filmmaker's 'Straight Out of Brooklyn' evolved from his life and struggles in a Red Hook housing project.</w:t>
+        <w:t>CUTLINE: DAVIS: As governor, he sang to the Legislature about bills he planned to veto. CUTLINE: HUEY LONG</w:t>
       </w:r>
     </w:p>
     <w:sectPr>

--- a/example_articles/race_ethnicity/Multiple/6.race_ethnicity_Multiple_Other_publisher.docx
+++ b/example_articles/race_ethnicity/Multiple/6.race_ethnicity_Multiple_Other_publisher.docx
@@ -7,7 +7,7 @@
         <w:pStyle w:val="Heading1"/>
       </w:pPr>
       <w:r>
-        <w:t>La. politics a world apart // Gap between rich and poor boosts populist candidates</w:t>
+        <w:t>'As Ohio Goes' author: Working-class struggling; Nation said to too often see state in just political terms. OHIO ECONOMY</w:t>
       </w:r>
     </w:p>
     <w:p>
@@ -17,22 +17,22 @@
     </w:p>
     <w:p>
       <w:r>
-        <w:t>Date: 1991-11-15</w:t>
+        <w:t>Date: 2016-07-16</w:t>
       </w:r>
     </w:p>
     <w:p>
       <w:r>
-        <w:t>Section: NEWS; Pg. 2A</w:t>
+        <w:t>Section: SUNDAY PREVIEW; Pg. SPB6</w:t>
       </w:r>
     </w:p>
     <w:p>
       <w:r>
-        <w:t>Source file: Other publishers/Files (500) (18).DOCX</w:t>
+        <w:t>Source file: Other publishers/Files (500) (5).DOCX</w:t>
       </w:r>
     </w:p>
     <w:p>
       <w:r>
-        <w:t>Raw race ethnicity result, 'race_ethnicity': Black or African American; White</w:t>
+        <w:t>Raw race ethnicity result, 'race_ethnicity': White; Black or African American</w:t>
       </w:r>
     </w:p>
     <w:p>
@@ -49,35 +49,67 @@
     </w:p>
     <w:p>
       <w:r>
-        <w:t>Louisiana tends to be different. Creole food. Cajun accents. And the wildest politics this side of Central America.</w:t>
+        <w:t>CLEVELAND Ohio native Rana B. Khoury, author of "As Ohio Goes: Life in the Post-Recession Nation," says working-class Ohioans statewide are still struggling to survive in the aftermath of the Great Recession that supposedly ended in 2009.</w:t>
         <w:br/>
-        <w:t>''The rich alluvial soil of Louisiana, more than any other state, is fertile ground for political demagogues,'' notes The Almanac of American Politics, which describes Louisiana as ''America's Third World.''</w:t>
+        <w:t xml:space="preserve">"When we think of Ohio, we think of the swing state, the 'battleground' that's defined by the reds and the blues," Khoury said. </w:t>
         <w:br/>
-        <w:t>The wide gap between rich and poor - greater than almost anywhere else in the country - has nourished working-class populist candidates.</w:t>
+        <w:t xml:space="preserve">"And I think that's a very misleading way to understand people's experiences in this state. I think that people have much more in common across those [political party] lines, because of their common economic situation and the disparities  the growing disparities  between them and the top income-earners in this country. </w:t>
         <w:br/>
-        <w:t>In the rural poverty along the Mississippi River, David Duke finished first in last month's 12-way primary, with 42% of the vote in Concordia Parish. (Parish is the state's term for county).</w:t>
+        <w:t xml:space="preserve">"I think the more important line to understand and the division to look at is along the lines of income," she said, "and not these partisan, polarizing ways of thinking of this state." </w:t>
         <w:br/>
-        <w:t>Concordia's jobless rate is 13.1% - tops in the state.</w:t>
+        <w:t xml:space="preserve">Amy Hanauer, executive director of Policy Matters Ohio, agreed with her during a recent City Club of Cleveland event to launch Khoury's book. As Ohioans, "we benefit from increased attention once every four years, but we suffer from [outsiders] viewing our state as a sort of battleground, as opposed to a place where people live and are trying to just build their lives." </w:t>
         <w:br/>
-        <w:t>But until Duke's rise, Louisiana politics generally lacked many of the strident racist tones that are a part of Southern political history.</w:t>
+        <w:t xml:space="preserve">Khoury, a Cleveland native, said that "an underlying objective of the book is to demonstrate that Ohioans  like Americans generally  have a lot more in common than our polarized and divisive political environment lets on. </w:t>
         <w:br/>
-        <w:t>Huey Long, the legendary senator and governor who vowed to make ''Every Man a King,'' said in 1933: ''You can't help poor whites without helping Negroes.''</w:t>
+        <w:t xml:space="preserve">"With the Republican National Convention coming up in Cleveland, and the general election campaigning across the state, I would only hope that we could view Ohioans as more than swing voters (and thus creating ever more antagonism) but as people whose lives can be impacted by thoughtful and compassionate policymaking," she said. </w:t>
         <w:br/>
-        <w:t>Long wasn't willing to tackle the segregation of his day. But unlike many Southern politicans then, he didn't make blacks a target.</w:t>
+        <w:t xml:space="preserve">"As Ohio Goes," a 200-page book just published by Kent State University Press, refers to the saying, "As Ohio goes, so goes the nation," the idea that presidential candidates can't gain the White House without winning Ohio. </w:t>
         <w:br/>
-        <w:t>His biographer, T. Harry Williams, wrote that ''by seeming to be a complete segregationist,'' Long ''reserved for himself a freedom of action on racial matters - he could do some things that broached the pattern of segregation, he could give the Negroes certain rights that he had believed they should have. The rights he would extend were economic ones. He felt a genuine sympathy for the material plight of the Negro.''</w:t>
+        <w:t xml:space="preserve">Khoury said economists and politicians talk about the post-recession nation as if the tough economic times are behind us, but she found that for all the economic growth since the recession, 95 percent of those gains have gone only to the top 1 percent of the population. </w:t>
         <w:br/>
-        <w:t>Other Louisiana governors have viewed politics as an extension of show biz.</w:t>
+        <w:t xml:space="preserve">Not only that, but as working-class Ohioans struggle to survive, the gap between the haves and the have-nots has never been greater, she said. </w:t>
         <w:br/>
-        <w:t>Jimmie Davis, a country singer who wrote You Are My Sunshine, was elected governor twice - in 1943 and 1961. He saw fit to address the Legislature in music, singing about bills he threatened to veto.</w:t>
+        <w:t xml:space="preserve">Hanauer said that when she read Khoury's book, "I could not put it down. Just incredibly compelling stories of Ohioans and the way they're surviving in this post-recession economy." </w:t>
         <w:br/>
-        <w:t>And Earl Long, Huey's brother, who was committed to a mental institution during his third term as governor, once explained the secret of his political success: ''Don't write anything you can phone. Don't phone anything you can talk face-to-face. Don't talk anything you can smile. Don't smile anything you can wink. And don't wink anything you can nod.''</w:t>
+        <w:t xml:space="preserve">Khoury, a Ph.D. candidate in political science at Northwestern University and the daughter of Syrian immigrants, was born and raised in Moreland Hills and graduated from Orange Public Schools. </w:t>
         <w:br/>
+        <w:t xml:space="preserve">She earned her bachelor's degree in political science from the American University School of Public Affairs, and her master's degree in Arab studies from the Georgetown University School of Foreign Service. </w:t>
         <w:br/>
-        <w:t>Notes</w:t>
+        <w:t xml:space="preserve">She spent time in Syria and Singapore before bringing her interviewing and analytical skills back home to study the lives of resilient, working-class Ohioans. </w:t>
         <w:br/>
+        <w:t xml:space="preserve">As </w:t>
         <w:br/>
-        <w:t>LOUISIANA ELECTION</w:t>
+        <w:t xml:space="preserve">Khoury crisscrossed O h i o i n 2 01 2 a n d 2013, </w:t>
+        <w:br/>
+        <w:t xml:space="preserve">talking to people across dining room tables, while walking through their planted fields, or over beers at their favorite pubs, she found them welcoming, friendly and willing to share their stories. She interviewed more than 60 people, about 35 of whom made the book, including Amish farmers, furniture-makers, war-scarred soldiers, and displaced autoworkers. </w:t>
+        <w:br/>
+        <w:t xml:space="preserve">"The interview phase of the project was extremely enriching," Khoury said. "As much as we try to be aware of others' realities, we can never fully grasp them without partaking in the act of listening  a lesson learned from Studs Terkel. To be compassionate with one another, we must understand one another first, and so we must listen." </w:t>
+        <w:br/>
+        <w:t xml:space="preserve">One of those Ohioans, a working mother named Rhonda (Khoury does not divulge last names) on the lower east side of Cleveland, went back to school in her late 30s to study social work at Ursuline College in Pepper Pike. </w:t>
+        <w:br/>
+        <w:t xml:space="preserve">Getting a private-school degree, even with scholarships and financial aid, cost her nearly $60,000, but she was determined to finish. She wanted a career, not just a job. </w:t>
+        <w:br/>
+        <w:t xml:space="preserve">After graduating with a master's in education from Notre Dame College in South Euclid, Rhonda got hired as a social worker by the Cleveland Heights-University Heights City School District. She also took a second part-time job to support her and her son, Jordan, and to have a little left over for an occasional splurge, like getting her nails done. </w:t>
+        <w:br/>
+        <w:t xml:space="preserve">"Because I have a teenager, it's not easy," she told Khoury. "It's like feeding three people." </w:t>
+        <w:br/>
+        <w:t xml:space="preserve">Her final year of school, because she was required to take an eight-month-long unpaid internship, Rhonda had to apply for food stamps. "Either we do that, or we don't eat," she told her son. </w:t>
+        <w:br/>
+        <w:t xml:space="preserve">She cut their cable service and bought groceries from three different stores, trying to stretch her dollars. "Nonetheless, there were days Rhonda could not be sure she would make it to her internship, afraid the car would run out of gas," Khoury said. </w:t>
+        <w:br/>
+        <w:t xml:space="preserve">She eventually got hired as a high school social worker, trying to help students set educational goals and go to college. </w:t>
+        <w:br/>
+        <w:t xml:space="preserve">Rhonda is determined to overcome statistics that say black single mothers and their children are disproportionately hurt by poverty. Yet even though she "is doing what society expects of her, so far, she's hardly getting by," Khoury said. </w:t>
+        <w:br/>
+        <w:t xml:space="preserve">The National Women's Law Center says more than 600,000 single mothers in the U.S. who worked full-time, year-round in 2011 were living in poverty. </w:t>
+        <w:br/>
+        <w:t xml:space="preserve">Hanauer said that after finishing Khoury's book, "I found myself feeling somewhat weighed down by the really incredible challenges that the people in this book were facing, and it almost felt relentless... What gives you hope as you emerge from this?" </w:t>
+        <w:br/>
+        <w:t xml:space="preserve">Khoury replied that even though she wanted to portray people's struggles, she also talked to people with six-figure incomes or who never lost their jobs or faced foreclosure. For them, the recession was less of a rupture and "more of this slow-growing adaptation and transformation of their economic lives." </w:t>
+        <w:br/>
+        <w:t xml:space="preserve">"The people that gave me hope were oftentimes the women in this book," she said. "The women were consistently resilient, consistently working hard and loving hard. In the age that we live in, we have the highest number of female breadwinners, whether they're providing the sole or the primary income to their households. That's a very reassuring thing to see how much women are working. </w:t>
+        <w:br/>
+        <w:t>"On the other hand, I also see that our policy is not keeping up with these women," she said. "We are only one of four countries in the world that does not mandate paid maternity leave for women."</w:t>
         <w:br/>
         <w:br/>
         <w:t>Graphic</w:t>
@@ -85,11 +117,7 @@
         <w:br/>
         <w:t xml:space="preserve"> </w:t>
         <w:br/>
-        <w:t>GRAPHIC; b/w, USA TODAY, Source: USA TODAY research by Cheri Privor; Bureau of the Census; State of Louisiana; Department of Commerce, Bureau of Labor Statistics (Bar graphs, Line graph, Map, La.); PHOTO; b/w, AP (1987 photo); PHOTO; b/w</w:t>
-        <w:br/>
-        <w:t xml:space="preserve"> </w:t>
-        <w:br/>
-        <w:t>CUTLINE: DAVIS: As governor, he sang to the Legislature about bills he planned to veto. CUTLINE: HUEY LONG</w:t>
+        <w:t>Cleveland native Rana Khoury's has written a new book, "As Ohio Goes: Life in the Post-Recession Nation."Rana Khoury,</w:t>
       </w:r>
     </w:p>
     <w:sectPr>
